--- a/文件/04/项目需求文档04.docx
+++ b/文件/04/项目需求文档04.docx
@@ -144,7 +144,7 @@
           <w:rFonts w:hint="eastAsia"/>
           <w:lang w:val="en-US" w:eastAsia="zh-CN"/>
         </w:rPr>
-        <w:t>A中excel中H列标题长(字段标题名)下的数据行数据传输到B中excel中指定的AN列标题Measure(字段标题名)下的数据行中。</w:t>
+        <w:t>A中excel中K列标题长(字段标题名)下的数据行数据传输到B中excel中指定的AN列标题Measure(字段标题名)下的数据行中。</w:t>
       </w:r>
     </w:p>
     <w:p>
@@ -160,26 +160,17 @@
           <w:rFonts w:hint="eastAsia"/>
           <w:lang w:val="en-US" w:eastAsia="zh-CN"/>
         </w:rPr>
-        <w:t>A中excel中J列标题高(字段标题名)下的数据行数据传输到B中excel中指定的AP列标题Measure(字段标题名)下的数据行中。</w:t>
-      </w:r>
-    </w:p>
-    <w:p>
-      <w:pPr>
-        <w:ind w:firstLine="420" w:firstLineChars="0"/>
-        <w:rPr>
-          <w:rFonts w:hint="eastAsia"/>
-          <w:lang w:val="en-US" w:eastAsia="zh-CN"/>
-        </w:rPr>
-      </w:pPr>
-      <w:r>
-        <w:rPr>
-          <w:rFonts w:hint="eastAsia"/>
-          <w:lang w:val="en-US" w:eastAsia="zh-CN"/>
-        </w:rPr>
-        <w:t>A中excel中E列标题重量(lb)两位小数(字段标题名)下的数据行数据传输到B中excel中指定的AR列标题Measure(字段标题名)下的数据行中。</w:t>
+        <w:t>A中excel中M列标题高(字段标题名)下的数据行数据传输到B中excel中指定的AP列标题Measure(字段标题名)下的数据</w:t>
       </w:r>
       <w:bookmarkStart w:id="0" w:name="_GoBack"/>
       <w:bookmarkEnd w:id="0"/>
+      <w:r>
+        <w:rPr>
+          <w:rFonts w:hint="eastAsia"/>
+          <w:lang w:val="en-US" w:eastAsia="zh-CN"/>
+        </w:rPr>
+        <w:t>行中。</w:t>
+      </w:r>
     </w:p>
     <w:p>
       <w:pPr>
@@ -194,7 +185,23 @@
           <w:rFonts w:hint="eastAsia"/>
           <w:lang w:val="en-US" w:eastAsia="zh-CN"/>
         </w:rPr>
-        <w:t>A中excel中I列标题宽(字段标题名)下的数据行数据传输到B中excel中指定的AT列标题Measure(字段标题名)下的数据行中。</w:t>
+        <w:t>A中excel中E列标题重量(lb)两位小数(字段标题名)下的数据行数据传输到B中excel中指定的AR列标题Measure(字段标题名)下的数据行中。</w:t>
+      </w:r>
+    </w:p>
+    <w:p>
+      <w:pPr>
+        <w:ind w:firstLine="420" w:firstLineChars="0"/>
+        <w:rPr>
+          <w:rFonts w:hint="eastAsia"/>
+          <w:lang w:val="en-US" w:eastAsia="zh-CN"/>
+        </w:rPr>
+      </w:pPr>
+      <w:r>
+        <w:rPr>
+          <w:rFonts w:hint="eastAsia"/>
+          <w:lang w:val="en-US" w:eastAsia="zh-CN"/>
+        </w:rPr>
+        <w:t>A中excel中L列标题宽(字段标题名)下的数据行数据传输到B中excel中指定的AT列标题Measure(字段标题名)下的数据行中。</w:t>
       </w:r>
     </w:p>
     <w:p>
